--- a/docs/毕设/四川大学本科毕业论文（设计）中期检查表.docx
+++ b/docs/毕设/四川大学本科毕业论文（设计）中期检查表.docx
@@ -11,7 +11,6 @@
           <w:sz w:val="30"/>
         </w:rPr>
       </w:pPr>
-      <w:bookmarkStart w:id="3" w:name="_GoBack"/>
       <w:bookmarkStart w:id="0" w:name="_Hlk526956674"/>
       <w:r>
         <w:rPr>
@@ -24,7 +23,6 @@
         <w:t>四川大学本科毕业论文（设计）中期检查表</w:t>
       </w:r>
     </w:p>
-    <w:bookmarkEnd w:id="3"/>
     <w:tbl>
       <w:tblPr>
         <w:tblStyle w:val="4"/>
@@ -92,6 +90,7 @@
                 <w:rFonts w:hint="eastAsia" w:ascii="仿宋_GB2312" w:eastAsia="仿宋_GB2312"/>
                 <w:b/>
                 <w:sz w:val="24"/>
+                <w:lang w:eastAsia="zh-CN"/>
               </w:rPr>
             </w:pPr>
             <w:r>
@@ -101,6 +100,15 @@
                 <w:sz w:val="24"/>
               </w:rPr>
               <w:t>论文（设计）题目：</w:t>
+            </w:r>
+            <w:r>
+              <w:rPr>
+                <w:rFonts w:hint="eastAsia" w:ascii="仿宋_GB2312" w:eastAsia="仿宋_GB2312"/>
+                <w:b/>
+                <w:sz w:val="24"/>
+                <w:lang w:eastAsia="zh-CN"/>
+              </w:rPr>
+              <w:t>《主题驱动的多源视频自动编排系统》</w:t>
             </w:r>
           </w:p>
         </w:tc>
@@ -162,11 +170,21 @@
             <w:pPr>
               <w:jc w:val="center"/>
               <w:rPr>
-                <w:rFonts w:hint="eastAsia" w:ascii="仿宋_GB2312" w:eastAsia="仿宋_GB2312"/>
-                <w:b/>
-                <w:sz w:val="24"/>
-              </w:rPr>
-            </w:pPr>
+                <w:rFonts w:hint="default" w:ascii="仿宋_GB2312" w:eastAsia="仿宋_GB2312"/>
+                <w:b/>
+                <w:sz w:val="24"/>
+                <w:lang w:val="en-US" w:eastAsia="zh-CN"/>
+              </w:rPr>
+            </w:pPr>
+            <w:r>
+              <w:rPr>
+                <w:rFonts w:hint="eastAsia" w:ascii="仿宋_GB2312" w:eastAsia="仿宋_GB2312"/>
+                <w:b/>
+                <w:sz w:val="24"/>
+                <w:lang w:val="en-US" w:eastAsia="zh-CN"/>
+              </w:rPr>
+              <w:t>付少文</w:t>
+            </w:r>
           </w:p>
         </w:tc>
         <w:tc>
@@ -203,11 +221,21 @@
             <w:pPr>
               <w:jc w:val="center"/>
               <w:rPr>
-                <w:rFonts w:hint="eastAsia" w:ascii="仿宋_GB2312" w:eastAsia="仿宋_GB2312"/>
-                <w:b/>
-                <w:sz w:val="24"/>
-              </w:rPr>
-            </w:pPr>
+                <w:rFonts w:hint="default" w:ascii="仿宋_GB2312" w:eastAsia="仿宋_GB2312"/>
+                <w:b/>
+                <w:sz w:val="24"/>
+                <w:lang w:val="en-US" w:eastAsia="zh-CN"/>
+              </w:rPr>
+            </w:pPr>
+            <w:r>
+              <w:rPr>
+                <w:rFonts w:hint="eastAsia" w:ascii="仿宋_GB2312" w:eastAsia="仿宋_GB2312"/>
+                <w:b/>
+                <w:sz w:val="24"/>
+                <w:lang w:val="en-US" w:eastAsia="zh-CN"/>
+              </w:rPr>
+              <w:t>2022141460023</w:t>
+            </w:r>
           </w:p>
         </w:tc>
         <w:tc>
@@ -244,11 +272,21 @@
             <w:pPr>
               <w:jc w:val="center"/>
               <w:rPr>
-                <w:rFonts w:hint="eastAsia" w:ascii="仿宋_GB2312" w:eastAsia="仿宋_GB2312"/>
-                <w:b/>
-                <w:sz w:val="24"/>
-              </w:rPr>
-            </w:pPr>
+                <w:rFonts w:hint="default" w:ascii="仿宋_GB2312" w:eastAsia="仿宋_GB2312"/>
+                <w:b/>
+                <w:sz w:val="24"/>
+                <w:lang w:val="en-US" w:eastAsia="zh-CN"/>
+              </w:rPr>
+            </w:pPr>
+            <w:r>
+              <w:rPr>
+                <w:rFonts w:hint="eastAsia" w:ascii="仿宋_GB2312" w:eastAsia="仿宋_GB2312"/>
+                <w:b/>
+                <w:sz w:val="24"/>
+                <w:lang w:val="en-US" w:eastAsia="zh-CN"/>
+              </w:rPr>
+              <w:t>计算机科学与技术</w:t>
+            </w:r>
           </w:p>
         </w:tc>
       </w:tr>
@@ -308,11 +346,21 @@
             <w:pPr>
               <w:jc w:val="center"/>
               <w:rPr>
-                <w:rFonts w:hint="eastAsia" w:ascii="仿宋_GB2312" w:eastAsia="仿宋_GB2312"/>
-                <w:b/>
-                <w:sz w:val="24"/>
-              </w:rPr>
-            </w:pPr>
+                <w:rFonts w:hint="default" w:ascii="仿宋_GB2312" w:eastAsia="仿宋_GB2312"/>
+                <w:b/>
+                <w:sz w:val="24"/>
+                <w:lang w:val="en-US" w:eastAsia="zh-CN"/>
+              </w:rPr>
+            </w:pPr>
+            <w:r>
+              <w:rPr>
+                <w:rFonts w:hint="eastAsia" w:ascii="仿宋_GB2312" w:eastAsia="仿宋_GB2312"/>
+                <w:b/>
+                <w:sz w:val="24"/>
+                <w:lang w:val="en-US" w:eastAsia="zh-CN"/>
+              </w:rPr>
+              <w:t>傅可人</w:t>
+            </w:r>
           </w:p>
         </w:tc>
         <w:tc>
@@ -354,6 +402,14 @@
                 <w:sz w:val="24"/>
               </w:rPr>
             </w:pPr>
+            <w:r>
+              <w:rPr>
+                <w:rFonts w:hint="eastAsia" w:ascii="仿宋_GB2312" w:eastAsia="仿宋_GB2312"/>
+                <w:b/>
+                <w:sz w:val="24"/>
+              </w:rPr>
+              <w:t>其他副高级</w:t>
+            </w:r>
           </w:p>
         </w:tc>
       </w:tr>
@@ -584,7 +640,24 @@
                 <w:b/>
                 <w:sz w:val="24"/>
               </w:rPr>
-              <w:t>完成（　）</w:t>
+              <w:t>完成（</w:t>
+            </w:r>
+            <w:r>
+              <w:rPr>
+                <w:rFonts w:hint="eastAsia" w:ascii="仿宋_GB2312" w:eastAsia="仿宋_GB2312"/>
+                <w:b/>
+                <w:sz w:val="24"/>
+                <w:lang w:val="en-US" w:eastAsia="zh-CN"/>
+              </w:rPr>
+              <w:t>√</w:t>
+            </w:r>
+            <w:r>
+              <w:rPr>
+                <w:rFonts w:hint="eastAsia" w:ascii="仿宋_GB2312" w:eastAsia="仿宋_GB2312"/>
+                <w:b/>
+                <w:sz w:val="24"/>
+              </w:rPr>
+              <w:t>　）</w:t>
             </w:r>
           </w:p>
         </w:tc>
@@ -738,7 +811,24 @@
                 <w:b/>
                 <w:sz w:val="24"/>
               </w:rPr>
-              <w:t>完成（　）</w:t>
+              <w:t>完成（</w:t>
+            </w:r>
+            <w:r>
+              <w:rPr>
+                <w:rFonts w:hint="eastAsia" w:ascii="仿宋_GB2312" w:eastAsia="仿宋_GB2312"/>
+                <w:b/>
+                <w:sz w:val="24"/>
+                <w:lang w:val="en-US" w:eastAsia="zh-CN"/>
+              </w:rPr>
+              <w:t>√</w:t>
+            </w:r>
+            <w:r>
+              <w:rPr>
+                <w:rFonts w:hint="eastAsia" w:ascii="仿宋_GB2312" w:eastAsia="仿宋_GB2312"/>
+                <w:b/>
+                <w:sz w:val="24"/>
+              </w:rPr>
+              <w:t>　）</w:t>
             </w:r>
           </w:p>
         </w:tc>
@@ -917,7 +1007,41 @@
                 <w:b/>
                 <w:sz w:val="24"/>
               </w:rPr>
-              <w:t>部分完成（　），现完成　　％</w:t>
+              <w:t>部分完成（</w:t>
+            </w:r>
+            <w:r>
+              <w:rPr>
+                <w:rFonts w:hint="eastAsia" w:ascii="仿宋_GB2312" w:eastAsia="仿宋_GB2312"/>
+                <w:b/>
+                <w:sz w:val="24"/>
+                <w:lang w:val="en-US" w:eastAsia="zh-CN"/>
+              </w:rPr>
+              <w:t>√</w:t>
+            </w:r>
+            <w:r>
+              <w:rPr>
+                <w:rFonts w:hint="eastAsia" w:ascii="仿宋_GB2312" w:eastAsia="仿宋_GB2312"/>
+                <w:b/>
+                <w:sz w:val="24"/>
+              </w:rPr>
+              <w:t>　），现完成　</w:t>
+            </w:r>
+            <w:r>
+              <w:rPr>
+                <w:rFonts w:hint="eastAsia" w:ascii="仿宋_GB2312" w:eastAsia="仿宋_GB2312"/>
+                <w:b/>
+                <w:sz w:val="24"/>
+                <w:lang w:val="en-US" w:eastAsia="zh-CN"/>
+              </w:rPr>
+              <w:t>60</w:t>
+            </w:r>
+            <w:r>
+              <w:rPr>
+                <w:rFonts w:hint="eastAsia" w:ascii="仿宋_GB2312" w:eastAsia="仿宋_GB2312"/>
+                <w:b/>
+                <w:sz w:val="24"/>
+              </w:rPr>
+              <w:t>％</w:t>
             </w:r>
           </w:p>
         </w:tc>
@@ -959,7 +1083,41 @@
                 <w:b/>
                 <w:sz w:val="24"/>
               </w:rPr>
-              <w:t>（　　　年　　月）</w:t>
+              <w:t>（　</w:t>
+            </w:r>
+            <w:r>
+              <w:rPr>
+                <w:rFonts w:hint="eastAsia" w:ascii="仿宋_GB2312" w:eastAsia="仿宋_GB2312"/>
+                <w:b/>
+                <w:sz w:val="24"/>
+                <w:lang w:val="en-US" w:eastAsia="zh-CN"/>
+              </w:rPr>
+              <w:t>2026</w:t>
+            </w:r>
+            <w:r>
+              <w:rPr>
+                <w:rFonts w:hint="eastAsia" w:ascii="仿宋_GB2312" w:eastAsia="仿宋_GB2312"/>
+                <w:b/>
+                <w:sz w:val="24"/>
+              </w:rPr>
+              <w:t>年　</w:t>
+            </w:r>
+            <w:r>
+              <w:rPr>
+                <w:rFonts w:hint="eastAsia" w:ascii="仿宋_GB2312" w:eastAsia="仿宋_GB2312"/>
+                <w:b/>
+                <w:sz w:val="24"/>
+                <w:lang w:val="en-US" w:eastAsia="zh-CN"/>
+              </w:rPr>
+              <w:t>5</w:t>
+            </w:r>
+            <w:r>
+              <w:rPr>
+                <w:rFonts w:hint="eastAsia" w:ascii="仿宋_GB2312" w:eastAsia="仿宋_GB2312"/>
+                <w:b/>
+                <w:sz w:val="24"/>
+              </w:rPr>
+              <w:t>月）</w:t>
             </w:r>
           </w:p>
         </w:tc>
@@ -1160,12 +1318,6 @@
             <w:insideH w:val="single" w:color="auto" w:sz="4" w:space="0"/>
             <w:insideV w:val="single" w:color="auto" w:sz="4" w:space="0"/>
           </w:tblBorders>
-          <w:tblCellMar>
-            <w:top w:w="0" w:type="dxa"/>
-            <w:left w:w="108" w:type="dxa"/>
-            <w:bottom w:w="0" w:type="dxa"/>
-            <w:right w:w="108" w:type="dxa"/>
-          </w:tblCellMar>
         </w:tblPrEx>
         <w:trPr>
           <w:cantSplit/>
@@ -1218,7 +1370,17 @@
                 <w:b/>
                 <w:sz w:val="24"/>
               </w:rPr>
-              <w:t>现完成　　　％</w:t>
+              <w:t>现完成　　</w:t>
+            </w:r>
+            <w:bookmarkStart w:id="3" w:name="_GoBack"/>
+            <w:bookmarkEnd w:id="3"/>
+            <w:r>
+              <w:rPr>
+                <w:rFonts w:hint="eastAsia" w:ascii="仿宋_GB2312" w:eastAsia="仿宋_GB2312"/>
+                <w:b/>
+                <w:sz w:val="24"/>
+              </w:rPr>
+              <w:t>　％</w:t>
             </w:r>
           </w:p>
         </w:tc>
@@ -1508,7 +1670,7 @@
   <w:docDefaults>
     <w:rPrDefault>
       <w:rPr>
-        <w:rFonts w:asciiTheme="minorHAnsi" w:hAnsiTheme="minorHAnsi" w:eastAsiaTheme="minorEastAsia" w:cstheme="minorBidi"/>
+        <w:rFonts w:ascii="Times New Roman" w:hAnsi="Times New Roman" w:eastAsia="宋体" w:cs="Times New Roman"/>
       </w:rPr>
     </w:rPrDefault>
     <w:pPrDefault/>
@@ -1545,7 +1707,7 @@
     <w:lsdException w:uiPriority="99" w:name="Normal Indent"/>
     <w:lsdException w:uiPriority="99" w:name="footnote text"/>
     <w:lsdException w:uiPriority="99" w:name="annotation text"/>
-    <w:lsdException w:uiPriority="99" w:semiHidden="0" w:name="header"/>
+    <w:lsdException w:qFormat="1" w:uiPriority="99" w:semiHidden="0" w:name="header"/>
     <w:lsdException w:qFormat="1" w:uiPriority="99" w:semiHidden="0" w:name="footer"/>
     <w:lsdException w:uiPriority="99" w:name="index heading"/>
     <w:lsdException w:qFormat="1" w:uiPriority="35" w:name="caption"/>
@@ -1617,7 +1779,7 @@
     <w:lsdException w:uiPriority="99" w:name="HTML Sample"/>
     <w:lsdException w:uiPriority="99" w:name="HTML Typewriter"/>
     <w:lsdException w:uiPriority="99" w:name="HTML Variable"/>
-    <w:lsdException w:uiPriority="99" w:name="Normal Table"/>
+    <w:lsdException w:qFormat="1" w:uiPriority="99" w:name="Normal Table"/>
     <w:lsdException w:uiPriority="99" w:name="annotation subject"/>
     <w:lsdException w:uiPriority="99" w:name="Table Simple 1"/>
     <w:lsdException w:uiPriority="99" w:name="Table Simple 2"/>
@@ -1789,6 +1951,7 @@
     <w:name w:val="Normal Table"/>
     <w:semiHidden/>
     <w:unhideWhenUsed/>
+    <w:qFormat/>
     <w:uiPriority w:val="99"/>
     <w:tblPr>
       <w:tblCellMar>
@@ -1825,6 +1988,7 @@
     <w:basedOn w:val="1"/>
     <w:link w:val="6"/>
     <w:unhideWhenUsed/>
+    <w:qFormat/>
     <w:uiPriority w:val="99"/>
     <w:pPr>
       <w:pBdr>
